--- a/qiminyaosu/ralph/生产稿_600/04_养身/现代齐民要术_04-01-5_建立一个普通人能坚持的晚间关机流程_生产稿.docx
+++ b/qiminyaosu/ralph/生产稿_600/04_养身/现代齐民要术_04-01-5_建立一个普通人能坚持的晚间关机流程_生产稿.docx
@@ -825,13 +825,7 @@
     </w:p>
     <w:p>
       <w:r>
-        <w:rPr>
-          <w:b/>
-        </w:rPr>
-        <w:t>START_FRAME：</w:t>
-      </w:r>
-      <w:r>
-        <w:t>现代中国家庭日常起居场景：简洁人体示意与真实生活行为并置，光线柔和；主体与开头相扣。</w:t>
+        <w:t>START_FRAME（首帧·五锁）：同一养身空间近景：人体动作/生活用品居中，日常起居空间环境清晰，柔和室内自然光，构图以建立一个普通人能坚持的晚间关机流程对应的冲突对象为主体。</w:t>
       </w:r>
     </w:p>
     <w:p>
@@ -869,13 +863,7 @@
     </w:p>
     <w:p>
       <w:r>
-        <w:rPr>
-          <w:b/>
-        </w:rPr>
-        <w:t>END_FRAME：</w:t>
-      </w:r>
-      <w:r>
-        <w:t>稳定停在可桥接的尾帧，作下一镜首帧。</w:t>
+        <w:t>END_FRAME（尾帧·五锁）：镜头稳定停在养身空间的一个清晰物件/结构上（人体动作/生活用品，柔和室内自然光），形态位置与下一镜首帧一致，作桥接帧。</w:t>
       </w:r>
     </w:p>
     <w:p>
@@ -918,7 +906,10 @@
     </w:p>
     <w:p>
       <w:r>
-        <w:t>9:16 竖屏，高级半写实 3D/2.5D 现代家庭科学动画。现代中国家庭日常起居场景：简洁人体示意与真实生活行为并置，光线柔和。0—3s 引入「建立一个普通人能坚持的晚间关机流程」主视觉事件；3—7s 演示/讲解机制与操作；7—10s 收束停在尾帧。无中文文字/字幕/Logo/水印；保持同一光线与镜头空间；无伪实验/伪专家；不出现可读数字表格。</w:t>
+        <w:rPr>
+          <w:b w:val="0"/>
+        </w:rPr>
+        <w:t>9:16 竖屏，高级半写实 3D/2.5D 现代家庭科学动画。现代中国家庭日常起居：简洁人体示意与真实生活行为并置，光线柔和自然。本镜主题「建立一个普通人能坚持的晚间关机流程」（母题变量：睡眠时长、质量与规律性、固定起床时间与昼夜节律、周末补觉的限度与个体差异、睡前光照、活动和刺激管理）。0—3s：放大冲突/常见错误，前1-3秒制造留存；3—7s：用连续镜头把机制或做法讲透；7—10s：收束停在悬念、判断点。本段用横向时间轴/进度条推进，便于理解时长或顺序。本段用收藏型清单，条目逐个打钩点亮。本段用家庭系统简图，节点连线呈现要素关系。动画风格借用：日常行为对比 / 简洁人体示意 / 时间节律 / 姿势动作变化。镜头最后稳定帧直接作为下一镜首帧。。无中文文字/字幕/Logo/水印/名牌；不改变衣服/材质/产品外观颜色；不出现可读数字表格；不做伪实景/伪医生/伪检测画面。</w:t>
       </w:r>
     </w:p>
     <w:p/>
@@ -965,13 +956,7 @@
     </w:p>
     <w:p>
       <w:r>
-        <w:rPr>
-          <w:b/>
-        </w:rPr>
-        <w:t>START_FRAME：</w:t>
-      </w:r>
-      <w:r>
-        <w:t>现代中国家庭日常起居场景：简洁人体示意与真实生活行为并置，光线柔和；主体与开头相扣。</w:t>
+        <w:t>START_FRAME（首帧·五锁）：自上一镜尾帧继承：人体动作/生活用品保持相同形态/材质/位置，柔和室内自然光，构图连续（五锁）。</w:t>
       </w:r>
     </w:p>
     <w:p>
@@ -1009,13 +994,7 @@
     </w:p>
     <w:p>
       <w:r>
-        <w:rPr>
-          <w:b/>
-        </w:rPr>
-        <w:t>END_FRAME：</w:t>
-      </w:r>
-      <w:r>
-        <w:t>稳定停在可桥接的尾帧，作下一镜首帧。</w:t>
+        <w:t>END_FRAME（尾帧·五锁）：镜头稳定停在养身空间的一个清晰物件/结构上（人体动作/生活用品，柔和室内自然光），形态位置与下一镜首帧一致，作桥接帧。</w:t>
       </w:r>
     </w:p>
     <w:p>
@@ -1058,7 +1037,10 @@
     </w:p>
     <w:p>
       <w:r>
-        <w:t>9:16 竖屏，高级半写实 3D/2.5D 现代家庭科学动画。现代中国家庭日常起居场景：简洁人体示意与真实生活行为并置，光线柔和。0—3s 引入「建立一个普通人能坚持的晚间关机流程」主视觉事件；3—7s 演示/讲解机制与操作；7—10s 收束停在尾帧。无中文文字/字幕/Logo/水印；保持同一光线与镜头空间；无伪实验/伪专家；不出现可读数字表格。</w:t>
+        <w:rPr>
+          <w:b w:val="0"/>
+        </w:rPr>
+        <w:t>9:16 竖屏，高级半写实 3D/2.5D 现代家庭科学动画。现代中国家庭日常起居：简洁人体示意与真实生活行为并置，光线柔和自然。本镜主题「建立一个普通人能坚持的晚间关机流程」（母题变量：睡眠时长、质量与规律性、固定起床时间与昼夜节律、周末补觉的限度与个体差异、睡前光照、活动和刺激管理）。0—3s：从日常画面进入微观/剖面/透视；3—7s：用粒子、流动、结构示意表现机制；7—10s：从示意回到现实并落点。本段用横向时间轴/进度条推进，便于理解时长或顺序。本段用收藏型清单，条目逐个打钩点亮。本段用家庭系统简图，节点连线呈现要素关系。动画风格借用：日常行为对比 / 简洁人体示意 / 时间节律 / 姿势动作变化。镜头最后稳定帧直接作为下一镜首帧。。无中文文字/字幕/Logo/水印/名牌；不改变衣服/材质/产品外观颜色；不出现可读数字表格；不做伪实景/伪医生/伪检测画面。</w:t>
       </w:r>
     </w:p>
     <w:p/>
@@ -1105,13 +1087,7 @@
     </w:p>
     <w:p>
       <w:r>
-        <w:rPr>
-          <w:b/>
-        </w:rPr>
-        <w:t>START_FRAME：</w:t>
-      </w:r>
-      <w:r>
-        <w:t>现代中国家庭日常起居场景：简洁人体示意与真实生活行为并置，光线柔和；主体与开头相扣。</w:t>
+        <w:t>START_FRAME（首帧·五锁）：自上一镜尾帧继承：人体动作/生活用品保持相同形态/材质/位置，柔和室内自然光，构图连续（五锁）。</w:t>
       </w:r>
     </w:p>
     <w:p>
@@ -1149,13 +1125,7 @@
     </w:p>
     <w:p>
       <w:r>
-        <w:rPr>
-          <w:b/>
-        </w:rPr>
-        <w:t>END_FRAME：</w:t>
-      </w:r>
-      <w:r>
-        <w:t>稳定停在可桥接的尾帧，作下一镜首帧。</w:t>
+        <w:t>END_FRAME（尾帧·五锁）：镜头稳定停在养身空间的一个清晰物件/结构上（人体动作/生活用品，柔和室内自然光），形态位置与下一镜首帧一致，作桥接帧。</w:t>
       </w:r>
     </w:p>
     <w:p>
@@ -1198,7 +1168,10 @@
     </w:p>
     <w:p>
       <w:r>
-        <w:t>9:16 竖屏，高级半写实 3D/2.5D 现代家庭科学动画。现代中国家庭日常起居场景：简洁人体示意与真实生活行为并置，光线柔和。0—3s 引入「建立一个普通人能坚持的晚间关机流程」主视觉事件；3—7s 演示/讲解机制与操作；7—10s 收束停在尾帧。无中文文字/字幕/Logo/水印；保持同一光线与镜头空间；无伪实验/伪专家；不出现可读数字表格。</w:t>
+        <w:rPr>
+          <w:b w:val="0"/>
+        </w:rPr>
+        <w:t>9:16 竖屏，高级半写实 3D/2.5D 现代家庭科学动画。现代中国家庭日常起居：简洁人体示意与真实生活行为并置，光线柔和自然。本镜主题「建立一个普通人能坚持的晚间关机流程」（母题变量：睡眠时长、质量与规律性、固定起床时间与昼夜节律、周末补觉的限度与个体差异、睡前光照、活动和刺激管理）。0—3s：固定出错对象，给出步骤起点；3—7s：镜头跟随手或物件依序完成动作；7—10s：停在正确完成的结果。本段用横向时间轴/进度条推进，便于理解时长或顺序。本段用收藏型清单，条目逐个打钩点亮。本段用家庭系统简图，节点连线呈现要素关系。动画风格借用：日常行为对比 / 简洁人体示意 / 时间节律 / 姿势动作变化。镜头最后稳定帧直接作为下一镜首帧。。无中文文字/字幕/Logo/水印/名牌；不改变衣服/材质/产品外观颜色；不出现可读数字表格；不做伪实景/伪医生/伪检测画面。</w:t>
       </w:r>
     </w:p>
     <w:p/>
@@ -1245,13 +1218,7 @@
     </w:p>
     <w:p>
       <w:r>
-        <w:rPr>
-          <w:b/>
-        </w:rPr>
-        <w:t>START_FRAME：</w:t>
-      </w:r>
-      <w:r>
-        <w:t>现代中国家庭日常起居场景：简洁人体示意与真实生活行为并置，光线柔和；主体与开头相扣。</w:t>
+        <w:t>START_FRAME（首帧·五锁）：自上一镜尾帧继承：人体动作/生活用品保持相同形态/材质/位置，柔和室内自然光，构图连续（五锁）。</w:t>
       </w:r>
     </w:p>
     <w:p>
@@ -1289,13 +1256,7 @@
     </w:p>
     <w:p>
       <w:r>
-        <w:rPr>
-          <w:b/>
-        </w:rPr>
-        <w:t>END_FRAME：</w:t>
-      </w:r>
-      <w:r>
-        <w:t>稳定停在可桥接的尾帧，作下一镜首帧。</w:t>
+        <w:t>END_FRAME（尾帧·五锁）：镜头稳定停在养身空间完成态（人体动作/生活用品，柔和室内自然光），画面右下留出供后期放品牌/片尾。</w:t>
       </w:r>
     </w:p>
     <w:p>
@@ -1338,7 +1299,10 @@
     </w:p>
     <w:p>
       <w:r>
-        <w:t>9:16 竖屏，高级半写实 3D/2.5D 现代家庭科学动画。现代中国家庭日常起居场景：简洁人体示意与真实生活行为并置，光线柔和。0—3s 引入「建立一个普通人能坚持的晚间关机流程」主视觉事件；3—7s 演示/讲解机制与操作；7—10s 收束停在尾帧。无中文文字/字幕/Logo/水印；保持同一光线与镜头空间；无伪实验/伪专家；不出现可读数字表格。</w:t>
+        <w:rPr>
+          <w:b w:val="0"/>
+        </w:rPr>
+        <w:t>9:16 竖屏，高级半写实 3D/2.5D 现代家庭科学动画。现代中国家庭日常起居：简洁人体示意与真实生活行为并置，光线柔和自然。本镜主题「建立一个普通人能坚持的晚间关机流程」（母题变量：睡眠时长、质量与规律性、固定起床时间与昼夜节律、周末补觉的限度与个体差异、睡前光照、活动和刺激管理）。0—3s：并排摆出A/B/C或清单项；3—7s：按决策条件逐项扫选项；7—10s：停在选定结果或勾完的清单。本段用横向时间轴/进度条推进，便于理解时长或顺序。本段用收藏型清单，条目逐个打钩点亮。本段用家庭系统简图，节点连线呈现要素关系。动画风格借用：日常行为对比 / 简洁人体示意 / 时间节律 / 姿势动作变化。末尾稳定停帧，右下留出供后期加品牌/片尾。。无中文文字/字幕/Logo/水印/名牌；不改变衣服/材质/产品外观颜色；不出现可读数字表格；不做伪实景/伪医生/伪检测画面。</w:t>
       </w:r>
     </w:p>
     <w:p/>
